--- a/policies/build/chapters_v2/AAC/document/AAC2/SOP_Registration_Admission.docx
+++ b/policies/build/chapters_v2/AAC/document/AAC2/SOP_Registration_Admission.docx
@@ -371,7 +371,7 @@
         <w:rPr>
           <w:i/>
         </w:rPr>
-        <w:t>Skipping or rushing this step is exactly the kind of gap an assessor — or a real patient safety incident — would eventually surface.</w:t>
+        <w:t>A patient registered under the wrong identity — or an unidentified patient never flagged as such — can have their records, orders, or results attached to the wrong person.</w:t>
       </w:r>
     </w:p>
     <w:p>
@@ -433,7 +433,7 @@
         <w:rPr>
           <w:i/>
         </w:rPr>
-        <w:t>Skipping or rushing this step is exactly the kind of gap an assessor — or a real patient safety incident — would eventually surface.</w:t>
+        <w:t>A second unique number issued to a patient who already has one splits their medical history across two records, each missing what the other knows.</w:t>
       </w:r>
     </w:p>
     <w:p>
@@ -471,7 +471,7 @@
         <w:rPr>
           <w:i/>
         </w:rPr>
-        <w:t>Skipping or rushing this step is exactly the kind of gap an assessor — or a real patient safety incident — would eventually surface.</w:t>
+        <w:t>Checking whether the hospital can provide a service before treating an emergency patient — instead of after stabilising them — can cost the time that patient doesn't have.</w:t>
       </w:r>
     </w:p>
     <w:p>
@@ -557,7 +557,7 @@
             <w:color w:val="0563C1"/>
             <w:u w:val="single"/>
           </w:rPr>
-          <w:t>NABH — Hospitals Accreditation Programme (HCO), 6th Edition standards</w:t>
+          <w:t>National Accreditation Board for Hospitals and Healthcare Providers. (2025). NABH accreditation standards for hospitals (6th ed.). ISBN 978-81-965264-9-8.</w:t>
         </w:r>
       </w:hyperlink>
     </w:p>
